--- a/Соловьёв.docx
+++ b/Соловьёв.docx
@@ -735,6 +735,42 @@
           <w:u w:val="single"/>
         </w:rPr>
         <w:t>Разработка мобильного приложения для прохождения онлайн курсов</w:t>
+      </w:r>
+    </w:p>
+    <w:p>
+      <w:pPr>
+        <w:ind w:firstLine="426"/>
+        <w:rPr>
+          <w:sz w:val="24"/>
+          <w:szCs w:val="24"/>
+        </w:rPr>
+      </w:pPr>
+      <w:r>
+        <w:rPr>
+          <w:w w:val="110"/>
+          <w:sz w:val="24"/>
+          <w:szCs w:val="24"/>
+        </w:rPr>
+        <w:t xml:space="preserve">Исходные данные: </w:t>
+      </w:r>
+    </w:p>
+    <w:p>
+      <w:pPr>
+        <w:ind w:firstLine="709"/>
+        <w:jc w:val="both"/>
+        <w:rPr>
+          <w:sz w:val="24"/>
+          <w:szCs w:val="24"/>
+          <w:u w:val="single"/>
+        </w:rPr>
+      </w:pPr>
+      <w:r>
+        <w:rPr>
+          <w:sz w:val="24"/>
+          <w:szCs w:val="24"/>
+          <w:u w:val="single"/>
+        </w:rPr>
+        <w:t xml:space="preserve">ГОСТ 34.602–89 «Техническое задание на создание автоматизированной системы», ГОСТ 19.201–78 «Техническое задание. Требования к содержанию и оформлению», ГОСТ Р ИСО/МЭК 12207–2010 «Процессы жизненного цикла программных средств», ФЗ №149 «Об информации, информационных технологиях и о защите информации», ФЗ №152 «О персональных данных», научная и учебная литература по разработке мобильных приложений для ОС Android, проектированию клиент-серверных информационных систем и REST API, технологиям электронного обучения и LMS-систем, документация Kotlin, Jetpack Compose, Hilt, Retrofit, Spring Boot, PostgreSQL</w:t>
       </w:r>
     </w:p>
     <w:p>
